--- a/source/hs/Course 2_ Micronutrients/Lesson 4.docx
+++ b/source/hs/Course 2_ Micronutrients/Lesson 4.docx
@@ -4368,7 +4368,7 @@
           <w:szCs w:val="26"/>
           <w:rtl w:val="0"/>
         </w:rPr>
-        <w:t xml:space="preserve">Your body needs minerals </w:t>
+        <w:t>Your body needs minerals as part of an overall varied diet. Adequate mineral intake supports normal body functions including energy metabolism, bone health, and muscle function.</w:t>
       </w:r>
       <w:r>
         <w:rPr>
@@ -4378,15 +4378,13 @@
           <w:szCs w:val="26"/>
           <w:rtl w:val="0"/>
         </w:rPr>
-        <w:t xml:space="preserve">today</w:t>
-      </w:r>
-      <w:r>
-        <w:rPr>
-          <w:sz w:val="26"/>
-          <w:szCs w:val="26"/>
-          <w:rtl w:val="0"/>
-        </w:rPr>
-        <w:t xml:space="preserve"> to feel good, perform well, and look your best </w:t>
+      </w:r>
+      <w:r>
+        <w:rPr>
+          <w:sz w:val="26"/>
+          <w:szCs w:val="26"/>
+          <w:rtl w:val="0"/>
+        </w:rPr>
       </w:r>
       <w:r>
         <w:rPr>
@@ -4396,15 +4394,13 @@
           <w:szCs w:val="26"/>
           <w:rtl w:val="0"/>
         </w:rPr>
-        <w:t xml:space="preserve">right now</w:t>
-      </w:r>
-      <w:r>
-        <w:rPr>
-          <w:sz w:val="26"/>
-          <w:szCs w:val="26"/>
-          <w:rtl w:val="0"/>
-        </w:rPr>
-        <w:t xml:space="preserve">. You're not eating for some distant future version of yourself—you're eating to have energy in your next class, to crush it at practice, to focus on that test, and to feel confident in how you look.</w:t>
+      </w:r>
+      <w:r>
+        <w:rPr>
+          <w:sz w:val="26"/>
+          <w:szCs w:val="26"/>
+          <w:rtl w:val="0"/>
+        </w:rPr>
       </w:r>
     </w:p>
     <w:p>
@@ -4421,7 +4417,7 @@
           <w:szCs w:val="26"/>
           <w:rtl w:val="0"/>
         </w:rPr>
-        <w:t xml:space="preserve">Make the mineral-smart choice. Your body will thank you immediately.</w:t>
+        <w:t>A balanced diet that includes mineral-rich foods supports overall health.</w:t>
       </w:r>
     </w:p>
     <w:p>
@@ -4484,7 +4480,7 @@
           <w:szCs w:val="26"/>
           <w:rtl w:val="0"/>
         </w:rPr>
-        <w:t xml:space="preserve">Reading Title: Key Mineral Problem Solving</w:t>
+        <w:t>Reading Title: Mineral Case Studies</w:t>
       </w:r>
     </w:p>
     <w:p>
@@ -4556,13 +4552,13 @@
       </w:pPr>
       <w:r>
         <w:rPr>
-          <w:b w:val="1"/>
+          <w:b/>
           <w:bCs w:val="1"/>
           <w:sz w:val="28"/>
           <w:szCs w:val="28"/>
           <w:rtl w:val="0"/>
         </w:rPr>
-        <w:t xml:space="preserve">Part 1: Mineral Check-In Journal + Energy Mapping</w:t>
+        <w:t>Part 1: Mineral Case Study Analysis</w:t>
       </w:r>
     </w:p>
     <w:p>
@@ -4579,7 +4575,7 @@
           <w:szCs w:val="24"/>
           <w:rtl w:val="0"/>
         </w:rPr>
-        <w:t xml:space="preserve">Investigate how your mineral intake habits may connect to how you feel physically and mentally.</w:t>
+        <w:t>Review the fictional scenarios below and analyze how minerals relate to each situation.</w:t>
       </w:r>
     </w:p>
     <w:p>
@@ -4614,21 +4610,20 @@
       </w:pPr>
       <w:r>
         <w:rPr>
-          <w:b w:val="1"/>
-          <w:bCs w:val="1"/>
-          <w:sz w:val="24"/>
-          <w:szCs w:val="24"/>
-          <w:rtl w:val="0"/>
-        </w:rPr>
-        <w:t xml:space="preserve">record</w:t>
-      </w:r>
-      <w:r>
-        <w:rPr>
-          <w:sz w:val="24"/>
-          <w:szCs w:val="24"/>
-          <w:rtl w:val="0"/>
-        </w:rPr>
-        <w:t xml:space="preserve"> everything you typically eat in a “usual day” (not a perfect day—an honest one)</w:t>
+          <w:b/>
+          <w:bCs w:val="1"/>
+          <w:sz w:val="24"/>
+          <w:szCs w:val="24"/>
+          <w:rtl w:val="0"/>
+        </w:rPr>
+        <w:t>Read each fictional student's described eating pattern</w:t>
+      </w:r>
+      <w:r>
+        <w:rPr>
+          <w:sz w:val="24"/>
+          <w:szCs w:val="24"/>
+          <w:rtl w:val="0"/>
+        </w:rPr>
       </w:r>
     </w:p>
     <w:p>
@@ -4646,21 +4641,20 @@
       </w:pPr>
       <w:r>
         <w:rPr>
-          <w:b w:val="1"/>
-          <w:bCs w:val="1"/>
-          <w:sz w:val="24"/>
-          <w:szCs w:val="24"/>
-          <w:rtl w:val="0"/>
-        </w:rPr>
-        <w:t xml:space="preserve">highlight</w:t>
-      </w:r>
-      <w:r>
-        <w:rPr>
-          <w:sz w:val="24"/>
-          <w:szCs w:val="24"/>
-          <w:rtl w:val="0"/>
-        </w:rPr>
-        <w:t xml:space="preserve"> foods that contain key minerals (you may have to look up a simple mineral-food list)</w:t>
+          <w:b/>
+          <w:bCs w:val="1"/>
+          <w:sz w:val="24"/>
+          <w:szCs w:val="24"/>
+          <w:rtl w:val="0"/>
+        </w:rPr>
+        <w:t>Identify which minerals might be relevant based on the foods described</w:t>
+      </w:r>
+      <w:r>
+        <w:rPr>
+          <w:sz w:val="24"/>
+          <w:szCs w:val="24"/>
+          <w:rtl w:val="0"/>
+        </w:rPr>
       </w:r>
     </w:p>
     <w:p>
@@ -4678,21 +4672,20 @@
       </w:pPr>
       <w:r>
         <w:rPr>
-          <w:b w:val="1"/>
-          <w:bCs w:val="1"/>
-          <w:sz w:val="24"/>
-          <w:szCs w:val="24"/>
-          <w:rtl w:val="0"/>
-        </w:rPr>
-        <w:t xml:space="preserve">rate</w:t>
-      </w:r>
-      <w:r>
-        <w:rPr>
-          <w:sz w:val="24"/>
-          <w:szCs w:val="24"/>
-          <w:rtl w:val="0"/>
-        </w:rPr>
-        <w:t xml:space="preserve"> your energy, focus, mood, and physical performance at different points in the day (morning, afternoon, evening)</w:t>
+          <w:b/>
+          <w:bCs w:val="1"/>
+          <w:sz w:val="24"/>
+          <w:szCs w:val="24"/>
+          <w:rtl w:val="0"/>
+        </w:rPr>
+        <w:t>Consider how their eating pattern relates to the symptoms described</w:t>
+      </w:r>
+      <w:r>
+        <w:rPr>
+          <w:sz w:val="24"/>
+          <w:szCs w:val="24"/>
+          <w:rtl w:val="0"/>
+        </w:rPr>
       </w:r>
     </w:p>
     <w:p>
@@ -4710,21 +4703,19 @@
       </w:pPr>
       <w:r>
         <w:rPr>
-          <w:b w:val="1"/>
-          <w:bCs w:val="1"/>
-          <w:sz w:val="24"/>
-          <w:szCs w:val="24"/>
-          <w:rtl w:val="0"/>
-        </w:rPr>
-        <w:t xml:space="preserve">draw</w:t>
-      </w:r>
-      <w:r>
-        <w:rPr>
-          <w:sz w:val="24"/>
-          <w:szCs w:val="24"/>
-          <w:rtl w:val="0"/>
-        </w:rPr>
-        <w:t xml:space="preserve"> a simple “energy curve” that shows highs and lows across the day</w:t>
+          <w:b/>
+          <w:bCs w:val="1"/>
+          <w:sz w:val="24"/>
+          <w:szCs w:val="24"/>
+          <w:rtl w:val="0"/>
+        </w:rPr>
+      </w:r>
+      <w:r>
+        <w:rPr>
+          <w:sz w:val="24"/>
+          <w:szCs w:val="24"/>
+          <w:rtl w:val="0"/>
+        </w:rPr>
       </w:r>
     </w:p>
     <w:p>
@@ -4742,21 +4733,19 @@
       </w:pPr>
       <w:r>
         <w:rPr>
-          <w:b w:val="1"/>
-          <w:bCs w:val="1"/>
-          <w:sz w:val="24"/>
-          <w:szCs w:val="24"/>
-          <w:rtl w:val="0"/>
-        </w:rPr>
-        <w:t xml:space="preserve">circle</w:t>
-      </w:r>
-      <w:r>
-        <w:rPr>
-          <w:sz w:val="24"/>
-          <w:szCs w:val="24"/>
-          <w:rtl w:val="0"/>
-        </w:rPr>
-        <w:t xml:space="preserve"> moments where you feel tired, crampy, unfocused, or have low energy</w:t>
+          <w:b/>
+          <w:bCs w:val="1"/>
+          <w:sz w:val="24"/>
+          <w:szCs w:val="24"/>
+          <w:rtl w:val="0"/>
+        </w:rPr>
+      </w:r>
+      <w:r>
+        <w:rPr>
+          <w:sz w:val="24"/>
+          <w:szCs w:val="24"/>
+          <w:rtl w:val="0"/>
+        </w:rPr>
       </w:r>
     </w:p>
     <w:p>
@@ -4791,21 +4780,20 @@
       </w:pPr>
       <w:r>
         <w:rPr>
-          <w:b w:val="1"/>
-          <w:bCs w:val="1"/>
-          <w:sz w:val="24"/>
-          <w:szCs w:val="24"/>
-          <w:rtl w:val="0"/>
-        </w:rPr>
-        <w:t xml:space="preserve">write</w:t>
-      </w:r>
-      <w:r>
-        <w:rPr>
-          <w:sz w:val="24"/>
-          <w:szCs w:val="24"/>
-          <w:rtl w:val="0"/>
-        </w:rPr>
-        <w:t xml:space="preserve"> a reflection connecting possible mineral gaps (like iron or magnesium) to how you feel</w:t>
+          <w:b/>
+          <w:bCs w:val="1"/>
+          <w:sz w:val="24"/>
+          <w:szCs w:val="24"/>
+          <w:rtl w:val="0"/>
+        </w:rPr>
+        <w:t>Write: What minerals might this student need more of? What foods could help?</w:t>
+      </w:r>
+      <w:r>
+        <w:rPr>
+          <w:sz w:val="24"/>
+          <w:szCs w:val="24"/>
+          <w:rtl w:val="0"/>
+        </w:rPr>
       </w:r>
     </w:p>
     <w:p>
@@ -4823,21 +4811,20 @@
       </w:pPr>
       <w:r>
         <w:rPr>
-          <w:b w:val="1"/>
-          <w:bCs w:val="1"/>
-          <w:sz w:val="24"/>
-          <w:szCs w:val="24"/>
-          <w:rtl w:val="0"/>
-        </w:rPr>
-        <w:t xml:space="preserve">identify</w:t>
-      </w:r>
-      <w:r>
-        <w:rPr>
-          <w:sz w:val="24"/>
-          <w:szCs w:val="24"/>
-          <w:rtl w:val="0"/>
-        </w:rPr>
-        <w:t xml:space="preserve"> one mineral you may not be getting consistently</w:t>
+          <w:b/>
+          <w:bCs w:val="1"/>
+          <w:sz w:val="24"/>
+          <w:szCs w:val="24"/>
+          <w:rtl w:val="0"/>
+        </w:rPr>
+        <w:t>Identify which minerals are most relevant for each fictional case</w:t>
+      </w:r>
+      <w:r>
+        <w:rPr>
+          <w:sz w:val="24"/>
+          <w:szCs w:val="24"/>
+          <w:rtl w:val="0"/>
+        </w:rPr>
       </w:r>
     </w:p>
     <w:p>
@@ -4855,21 +4842,20 @@
       </w:pPr>
       <w:r>
         <w:rPr>
-          <w:b w:val="1"/>
-          <w:bCs w:val="1"/>
-          <w:sz w:val="24"/>
-          <w:szCs w:val="24"/>
-          <w:rtl w:val="0"/>
-        </w:rPr>
-        <w:t xml:space="preserve">commit</w:t>
-      </w:r>
-      <w:r>
-        <w:rPr>
-          <w:sz w:val="24"/>
-          <w:szCs w:val="24"/>
-          <w:rtl w:val="0"/>
-        </w:rPr>
-        <w:t xml:space="preserve"> to one specific behavior change (example: “I add one potassium-rich food to my lunch 3x per week”)</w:t>
+          <w:b/>
+          <w:bCs w:val="1"/>
+          <w:sz w:val="24"/>
+          <w:szCs w:val="24"/>
+          <w:rtl w:val="0"/>
+        </w:rPr>
+        <w:t>Suggest one realistic change for each fictional student</w:t>
+      </w:r>
+      <w:r>
+        <w:rPr>
+          <w:sz w:val="24"/>
+          <w:szCs w:val="24"/>
+          <w:rtl w:val="0"/>
+        </w:rPr>
       </w:r>
     </w:p>
     <w:p>
@@ -4889,13 +4875,13 @@
       <w:bookmarkEnd w:id="19"/>
       <w:r>
         <w:rPr>
-          <w:b w:val="1"/>
+          <w:b/>
           <w:bCs w:val="1"/>
           <w:sz w:val="28"/>
           <w:szCs w:val="28"/>
           <w:rtl w:val="0"/>
         </w:rPr>
-        <w:t xml:space="preserve">Part 2: Problem-Solve My Plate: Mineral Upgrade Challenge</w:t>
+        <w:t>Part 2: Group Mineral Challenge</w:t>
       </w:r>
     </w:p>
     <w:p>
@@ -4934,25 +4920,23 @@
           <w:szCs w:val="24"/>
           <w:rtl w:val="0"/>
         </w:rPr>
-        <w:t xml:space="preserve">Using the food list of food you would would typically eat in a usual day, </w:t>
-      </w:r>
-      <w:r>
-        <w:rPr>
-          <w:b w:val="1"/>
-          <w:bCs w:val="1"/>
-          <w:sz w:val="24"/>
-          <w:szCs w:val="24"/>
-          <w:rtl w:val="0"/>
-        </w:rPr>
-        <w:t xml:space="preserve">identify</w:t>
-      </w:r>
-      <w:r>
-        <w:rPr>
-          <w:sz w:val="24"/>
-          <w:szCs w:val="24"/>
-          <w:rtl w:val="0"/>
-        </w:rPr>
-        <w:t xml:space="preserve"> missing mineral groups (calcium, iron, potassium, magnesium, zinc, sodium balance)</w:t>
+        <w:t>Using the teacher-provided fictional meal examples, identify which mineral groups are well-represented and which could be improved</w:t>
+      </w:r>
+      <w:r>
+        <w:rPr>
+          <w:b w:val="1"/>
+          <w:bCs w:val="1"/>
+          <w:sz w:val="24"/>
+          <w:szCs w:val="24"/>
+          <w:rtl w:val="0"/>
+        </w:rPr>
+      </w:r>
+      <w:r>
+        <w:rPr>
+          <w:sz w:val="24"/>
+          <w:szCs w:val="24"/>
+          <w:rtl w:val="0"/>
+        </w:rPr>
       </w:r>
     </w:p>
     <w:p>
@@ -4970,21 +4954,20 @@
       </w:pPr>
       <w:r>
         <w:rPr>
-          <w:b w:val="1"/>
-          <w:bCs w:val="1"/>
-          <w:sz w:val="24"/>
-          <w:szCs w:val="24"/>
-          <w:rtl w:val="0"/>
-        </w:rPr>
-        <w:t xml:space="preserve">choose</w:t>
-      </w:r>
-      <w:r>
-        <w:rPr>
-          <w:sz w:val="24"/>
-          <w:szCs w:val="24"/>
-          <w:rtl w:val="0"/>
-        </w:rPr>
-        <w:t xml:space="preserve"> one meal or snack to improve</w:t>
+          <w:b/>
+          <w:bCs w:val="1"/>
+          <w:sz w:val="24"/>
+          <w:szCs w:val="24"/>
+          <w:rtl w:val="0"/>
+        </w:rPr>
+        <w:t>Choose one meal to improve and explain your reasoning</w:t>
+      </w:r>
+      <w:r>
+        <w:rPr>
+          <w:sz w:val="24"/>
+          <w:szCs w:val="24"/>
+          <w:rtl w:val="0"/>
+        </w:rPr>
       </w:r>
     </w:p>
     <w:p>
